--- a/DOKU-STUFF/DOKU/Bestückungsliste RACK.docx
+++ b/DOKU-STUFF/DOKU/Bestückungsliste RACK.docx
@@ -20,8 +20,6 @@
         </w:rPr>
         <w:t>Bestückungsliste RACK</w:t>
       </w:r>
-      <w:bookmarkStart w:id="0" w:name="_GoBack"/>
-      <w:bookmarkEnd w:id="0"/>
     </w:p>
     <w:p>
       <w:pPr>
@@ -71,7 +69,7 @@
         </w:rPr>
         <w:t xml:space="preserve">        </w:t>
       </w:r>
-      <w:hyperlink r:id="rId4" w:history="1">
+      <w:hyperlink r:id="rId5" w:history="1">
         <w:r>
           <w:rPr>
             <w:rStyle w:val="Hyperlink"/>
@@ -121,7 +119,7 @@
         </w:rPr>
         <w:t xml:space="preserve">        </w:t>
       </w:r>
-      <w:hyperlink r:id="rId5" w:history="1">
+      <w:hyperlink r:id="rId6" w:history="1">
         <w:r>
           <w:rPr>
             <w:rStyle w:val="Hyperlink"/>
@@ -206,7 +204,7 @@
         </w:rPr>
         <w:t xml:space="preserve">   </w:t>
       </w:r>
-      <w:hyperlink r:id="rId6" w:history="1">
+      <w:hyperlink r:id="rId7" w:history="1">
         <w:r>
           <w:rPr>
             <w:rStyle w:val="Hyperlink"/>
@@ -752,7 +750,7 @@
         </w:rPr>
         <w:t xml:space="preserve">(Kontakt-Einsatz für Netzteil-Stecker) </w:t>
       </w:r>
-      <w:hyperlink r:id="rId7" w:history="1">
+      <w:hyperlink r:id="rId8" w:history="1">
         <w:r>
           <w:rPr>
             <w:rStyle w:val="Hyperlink"/>
@@ -851,6 +849,224 @@
     </w:p>
     <w:p/>
     <w:p/>
+    <w:p>
+      <w:r>
+        <w:t>Für den Netzteil:</w:t>
+      </w:r>
+      <w:bookmarkStart w:id="0" w:name="_GoBack"/>
+      <w:bookmarkEnd w:id="0"/>
+    </w:p>
+    <w:p>
+      <w:pPr>
+        <w:pStyle w:val="Listenabsatz"/>
+        <w:numPr>
+          <w:ilvl w:val="0"/>
+          <w:numId w:val="1"/>
+        </w:numPr>
+      </w:pPr>
+      <w:r>
+        <w:t>Netzteil, RPS-60-24 (</w:t>
+      </w:r>
+      <w:proofErr w:type="spellStart"/>
+      <w:r>
+        <w:t>Mean</w:t>
+      </w:r>
+      <w:proofErr w:type="spellEnd"/>
+      <w:r>
+        <w:t xml:space="preserve"> </w:t>
+      </w:r>
+      <w:proofErr w:type="spellStart"/>
+      <w:r>
+        <w:t>Well</w:t>
+      </w:r>
+      <w:proofErr w:type="spellEnd"/>
+      <w:r>
+        <w:t xml:space="preserve">), </w:t>
+      </w:r>
+      <w:proofErr w:type="gramStart"/>
+      <w:r>
+        <w:t>M !</w:t>
+      </w:r>
+      <w:proofErr w:type="gramEnd"/>
+      <w:r>
+        <w:t xml:space="preserve">, </w:t>
+      </w:r>
+      <w:r>
+        <w:t xml:space="preserve">Med. Open Frame </w:t>
+      </w:r>
+      <w:proofErr w:type="spellStart"/>
+      <w:r>
+        <w:t>Schaltnetzteil,</w:t>
+      </w:r>
+    </w:p>
+    <w:p>
+      <w:pPr>
+        <w:pStyle w:val="Listenabsatz"/>
+        <w:tabs>
+          <w:tab w:val="left" w:pos="10632"/>
+        </w:tabs>
+      </w:pPr>
+      <w:r>
+        <w:t>Uin</w:t>
+      </w:r>
+      <w:proofErr w:type="spellEnd"/>
+      <w:r>
+        <w:t xml:space="preserve">=90-264Vac, </w:t>
+      </w:r>
+      <w:proofErr w:type="spellStart"/>
+      <w:r>
+        <w:t>Uout</w:t>
+      </w:r>
+      <w:proofErr w:type="spellEnd"/>
+      <w:r>
+        <w:t xml:space="preserve">=24Vdc, </w:t>
+      </w:r>
+      <w:proofErr w:type="spellStart"/>
+      <w:r>
+        <w:t>Iout</w:t>
+      </w:r>
+      <w:proofErr w:type="spellEnd"/>
+      <w:r>
+        <w:t xml:space="preserve">=2,75A, -20°C bis +70°C, </w:t>
+      </w:r>
+      <w:proofErr w:type="spellStart"/>
+      <w:r>
+        <w:t>Isolationsspg</w:t>
+      </w:r>
+      <w:proofErr w:type="spellEnd"/>
+      <w:r>
+        <w:t>: 4kV</w:t>
+      </w:r>
+      <w:r>
+        <w:t xml:space="preserve">- </w:t>
+      </w:r>
+      <w:r>
+        <w:tab/>
+      </w:r>
+      <w:r>
+        <w:t>RPS6024-K10</w:t>
+      </w:r>
+    </w:p>
+    <w:p>
+      <w:pPr>
+        <w:pStyle w:val="Listenabsatz"/>
+        <w:numPr>
+          <w:ilvl w:val="0"/>
+          <w:numId w:val="1"/>
+        </w:numPr>
+        <w:tabs>
+          <w:tab w:val="left" w:pos="10632"/>
+        </w:tabs>
+      </w:pPr>
+      <w:r>
+        <w:t xml:space="preserve">Steckverbinder, VHR-4N (JST), M, </w:t>
+      </w:r>
+      <w:proofErr w:type="spellStart"/>
+      <w:r>
+        <w:t>Buchsengehäuse</w:t>
+      </w:r>
+      <w:proofErr w:type="spellEnd"/>
+      <w:r>
+        <w:t xml:space="preserve"> für Kabelmontage, 4 </w:t>
+      </w:r>
+      <w:proofErr w:type="spellStart"/>
+      <w:r>
+        <w:t>polpol</w:t>
+      </w:r>
+      <w:proofErr w:type="spellEnd"/>
+      <w:r>
+        <w:t xml:space="preserve"> W, RM3,96, weiß</w:t>
+      </w:r>
+      <w:r>
+        <w:t xml:space="preserve"> -</w:t>
+      </w:r>
+      <w:r>
+        <w:tab/>
+      </w:r>
+      <w:r>
+        <w:t>STVHR-K00</w:t>
+      </w:r>
+    </w:p>
+    <w:p>
+      <w:pPr>
+        <w:pStyle w:val="Listenabsatz"/>
+        <w:numPr>
+          <w:ilvl w:val="0"/>
+          <w:numId w:val="1"/>
+        </w:numPr>
+        <w:tabs>
+          <w:tab w:val="left" w:pos="10632"/>
+        </w:tabs>
+      </w:pPr>
+      <w:r>
+        <w:t xml:space="preserve">Steckverbinder, VHR-3N (JST), M, </w:t>
+      </w:r>
+      <w:proofErr w:type="spellStart"/>
+      <w:r>
+        <w:t>Buchsengehäuse</w:t>
+      </w:r>
+      <w:proofErr w:type="spellEnd"/>
+      <w:r>
+        <w:t xml:space="preserve"> für Kabelmontage gerade, 3 </w:t>
+      </w:r>
+      <w:proofErr w:type="spellStart"/>
+      <w:r>
+        <w:t>polpol</w:t>
+      </w:r>
+      <w:proofErr w:type="spellEnd"/>
+      <w:r>
+        <w:t xml:space="preserve"> W, RM3,96, weiß</w:t>
+      </w:r>
+      <w:r>
+        <w:t xml:space="preserve"> -</w:t>
+      </w:r>
+      <w:r>
+        <w:tab/>
+      </w:r>
+      <w:r>
+        <w:t>STVHR-K01</w:t>
+      </w:r>
+    </w:p>
+    <w:p>
+      <w:pPr>
+        <w:pStyle w:val="Listenabsatz"/>
+        <w:numPr>
+          <w:ilvl w:val="0"/>
+          <w:numId w:val="1"/>
+        </w:numPr>
+        <w:tabs>
+          <w:tab w:val="left" w:pos="10632"/>
+        </w:tabs>
+      </w:pPr>
+      <w:r>
+        <w:t xml:space="preserve">Verdrahtungsmaterial, SVH-41T-P1.1 (JST), </w:t>
+      </w:r>
+      <w:proofErr w:type="spellStart"/>
+      <w:r>
+        <w:t>Crimpkontakt</w:t>
+      </w:r>
+      <w:proofErr w:type="spellEnd"/>
+      <w:r>
+        <w:t xml:space="preserve"> AWG16-20</w:t>
+      </w:r>
+      <w:r>
+        <w:t xml:space="preserve"> -</w:t>
+      </w:r>
+      <w:r>
+        <w:tab/>
+      </w:r>
+      <w:r>
+        <w:t>STSVH41T-K00</w:t>
+      </w:r>
+    </w:p>
+    <w:p>
+      <w:pPr>
+        <w:tabs>
+          <w:tab w:val="left" w:pos="10632"/>
+        </w:tabs>
+      </w:pPr>
+    </w:p>
+    <w:p/>
     <w:sectPr>
       <w:pgSz w:w="16838" w:h="11906" w:orient="landscape"/>
       <w:pgMar w:top="1417" w:right="1417" w:bottom="1417" w:left="1134" w:header="708" w:footer="708" w:gutter="0"/>
@@ -859,6 +1075,127 @@
     </w:sectPr>
   </w:body>
 </w:document>
+</file>
+
+<file path=word/numbering.xml><?xml version="1.0" encoding="utf-8"?>
+<w:numbering xmlns:wpc="http://schemas.microsoft.com/office/word/2010/wordprocessingCanvas" xmlns:cx="http://schemas.microsoft.com/office/drawing/2014/chartex" xmlns:cx1="http://schemas.microsoft.com/office/drawing/2015/9/8/chartex" xmlns:mc="http://schemas.openxmlformats.org/markup-compatibility/2006" xmlns:o="urn:schemas-microsoft-com:office:office" xmlns:r="http://schemas.openxmlformats.org/officeDocument/2006/relationships" xmlns:m="http://schemas.openxmlformats.org/officeDocument/2006/math" xmlns:v="urn:schemas-microsoft-com:vml" xmlns:wp14="http://schemas.microsoft.com/office/word/2010/wordprocessingDrawing" xmlns:wp="http://schemas.openxmlformats.org/drawingml/2006/wordprocessingDrawing" xmlns:w10="urn:schemas-microsoft-com:office:word" xmlns:w="http://schemas.openxmlformats.org/wordprocessingml/2006/main" xmlns:w14="http://schemas.microsoft.com/office/word/2010/wordml" xmlns:w15="http://schemas.microsoft.com/office/word/2012/wordml" xmlns:w16se="http://schemas.microsoft.com/office/word/2015/wordml/symex" xmlns:wpg="http://schemas.microsoft.com/office/word/2010/wordprocessingGroup" xmlns:wpi="http://schemas.microsoft.com/office/word/2010/wordprocessingInk" xmlns:wne="http://schemas.microsoft.com/office/word/2006/wordml" xmlns:wps="http://schemas.microsoft.com/office/word/2010/wordprocessingShape" mc:Ignorable="w14 w15 w16se wp14">
+  <w:abstractNum w:abstractNumId="0" w15:restartNumberingAfterBreak="0">
+    <w:nsid w:val="4B542B68"/>
+    <w:multiLevelType w:val="hybridMultilevel"/>
+    <w:tmpl w:val="D340EA18"/>
+    <w:lvl w:ilvl="0" w:tplc="0C070001">
+      <w:start w:val="1"/>
+      <w:numFmt w:val="bullet"/>
+      <w:lvlText w:val=""/>
+      <w:lvlJc w:val="left"/>
+      <w:pPr>
+        <w:ind w:left="720" w:hanging="360"/>
+      </w:pPr>
+      <w:rPr>
+        <w:rFonts w:ascii="Symbol" w:hAnsi="Symbol" w:hint="default"/>
+      </w:rPr>
+    </w:lvl>
+    <w:lvl w:ilvl="1" w:tplc="0C070003" w:tentative="1">
+      <w:start w:val="1"/>
+      <w:numFmt w:val="bullet"/>
+      <w:lvlText w:val="o"/>
+      <w:lvlJc w:val="left"/>
+      <w:pPr>
+        <w:ind w:left="1440" w:hanging="360"/>
+      </w:pPr>
+      <w:rPr>
+        <w:rFonts w:ascii="Courier New" w:hAnsi="Courier New" w:cs="Courier New" w:hint="default"/>
+      </w:rPr>
+    </w:lvl>
+    <w:lvl w:ilvl="2" w:tplc="0C070005" w:tentative="1">
+      <w:start w:val="1"/>
+      <w:numFmt w:val="bullet"/>
+      <w:lvlText w:val=""/>
+      <w:lvlJc w:val="left"/>
+      <w:pPr>
+        <w:ind w:left="2160" w:hanging="360"/>
+      </w:pPr>
+      <w:rPr>
+        <w:rFonts w:ascii="Wingdings" w:hAnsi="Wingdings" w:hint="default"/>
+      </w:rPr>
+    </w:lvl>
+    <w:lvl w:ilvl="3" w:tplc="0C070001" w:tentative="1">
+      <w:start w:val="1"/>
+      <w:numFmt w:val="bullet"/>
+      <w:lvlText w:val=""/>
+      <w:lvlJc w:val="left"/>
+      <w:pPr>
+        <w:ind w:left="2880" w:hanging="360"/>
+      </w:pPr>
+      <w:rPr>
+        <w:rFonts w:ascii="Symbol" w:hAnsi="Symbol" w:hint="default"/>
+      </w:rPr>
+    </w:lvl>
+    <w:lvl w:ilvl="4" w:tplc="0C070003" w:tentative="1">
+      <w:start w:val="1"/>
+      <w:numFmt w:val="bullet"/>
+      <w:lvlText w:val="o"/>
+      <w:lvlJc w:val="left"/>
+      <w:pPr>
+        <w:ind w:left="3600" w:hanging="360"/>
+      </w:pPr>
+      <w:rPr>
+        <w:rFonts w:ascii="Courier New" w:hAnsi="Courier New" w:cs="Courier New" w:hint="default"/>
+      </w:rPr>
+    </w:lvl>
+    <w:lvl w:ilvl="5" w:tplc="0C070005" w:tentative="1">
+      <w:start w:val="1"/>
+      <w:numFmt w:val="bullet"/>
+      <w:lvlText w:val=""/>
+      <w:lvlJc w:val="left"/>
+      <w:pPr>
+        <w:ind w:left="4320" w:hanging="360"/>
+      </w:pPr>
+      <w:rPr>
+        <w:rFonts w:ascii="Wingdings" w:hAnsi="Wingdings" w:hint="default"/>
+      </w:rPr>
+    </w:lvl>
+    <w:lvl w:ilvl="6" w:tplc="0C070001" w:tentative="1">
+      <w:start w:val="1"/>
+      <w:numFmt w:val="bullet"/>
+      <w:lvlText w:val=""/>
+      <w:lvlJc w:val="left"/>
+      <w:pPr>
+        <w:ind w:left="5040" w:hanging="360"/>
+      </w:pPr>
+      <w:rPr>
+        <w:rFonts w:ascii="Symbol" w:hAnsi="Symbol" w:hint="default"/>
+      </w:rPr>
+    </w:lvl>
+    <w:lvl w:ilvl="7" w:tplc="0C070003" w:tentative="1">
+      <w:start w:val="1"/>
+      <w:numFmt w:val="bullet"/>
+      <w:lvlText w:val="o"/>
+      <w:lvlJc w:val="left"/>
+      <w:pPr>
+        <w:ind w:left="5760" w:hanging="360"/>
+      </w:pPr>
+      <w:rPr>
+        <w:rFonts w:ascii="Courier New" w:hAnsi="Courier New" w:cs="Courier New" w:hint="default"/>
+      </w:rPr>
+    </w:lvl>
+    <w:lvl w:ilvl="8" w:tplc="0C070005" w:tentative="1">
+      <w:start w:val="1"/>
+      <w:numFmt w:val="bullet"/>
+      <w:lvlText w:val=""/>
+      <w:lvlJc w:val="left"/>
+      <w:pPr>
+        <w:ind w:left="6480" w:hanging="360"/>
+      </w:pPr>
+      <w:rPr>
+        <w:rFonts w:ascii="Wingdings" w:hAnsi="Wingdings" w:hint="default"/>
+      </w:rPr>
+    </w:lvl>
+  </w:abstractNum>
+  <w:num w:numId="1">
+    <w:abstractNumId w:val="0"/>
+  </w:num>
+</w:numbering>
 </file>
 
 <file path=word/styles.xml><?xml version="1.0" encoding="utf-8"?>
@@ -1301,6 +1638,17 @@
       <w:u w:val="single"/>
     </w:rPr>
   </w:style>
+  <w:style w:type="paragraph" w:styleId="Listenabsatz">
+    <w:name w:val="List Paragraph"/>
+    <w:basedOn w:val="Standard"/>
+    <w:uiPriority w:val="34"/>
+    <w:qFormat/>
+    <w:rsid w:val="004F4C75"/>
+    <w:pPr>
+      <w:ind w:left="720"/>
+      <w:contextualSpacing/>
+    </w:pPr>
+  </w:style>
 </w:styles>
 </file>
 
